--- a/docs/KT1_ML4_izvjesce_v2.docx
+++ b/docs/KT1_ML4_izvjesce_v2.docx
@@ -45,13 +45,6 @@
           <w:highlight w:val="none"/>
         </w:rPr>
       </w:r>
-      <w:r>
-        <w:rPr>
-          <w:b/>
-          <w:bCs/>
-          <w:highlight w:val="none"/>
-        </w:rPr>
-      </w:r>
     </w:p>
     <w:p>
       <w:pPr>
@@ -60,7 +53,6 @@
         <w:ind/>
         <w:rPr/>
       </w:pPr>
-      <w:r/>
       <w:r/>
     </w:p>
     <w:p>
@@ -71,6 +63,14 @@
         <w:rPr/>
       </w:pPr>
       <w:r/>
+    </w:p>
+    <w:p>
+      <w:pPr>
+        <w:pBdr/>
+        <w:spacing w:after="120"/>
+        <w:ind/>
+        <w:rPr/>
+      </w:pPr>
       <w:r/>
     </w:p>
     <w:p>
@@ -81,6 +81,14 @@
         <w:rPr/>
       </w:pPr>
       <w:r/>
+    </w:p>
+    <w:p>
+      <w:pPr>
+        <w:pBdr/>
+        <w:spacing w:after="120"/>
+        <w:ind/>
+        <w:rPr/>
+      </w:pPr>
       <w:r/>
     </w:p>
     <w:p>
@@ -91,6 +99,14 @@
         <w:rPr/>
       </w:pPr>
       <w:r/>
+    </w:p>
+    <w:p>
+      <w:pPr>
+        <w:pBdr/>
+        <w:spacing w:after="120"/>
+        <w:ind/>
+        <w:rPr/>
+      </w:pPr>
       <w:r/>
     </w:p>
     <w:p>
@@ -101,6 +117,14 @@
         <w:rPr/>
       </w:pPr>
       <w:r/>
+    </w:p>
+    <w:p>
+      <w:pPr>
+        <w:pBdr/>
+        <w:spacing w:after="120"/>
+        <w:ind/>
+        <w:rPr/>
+      </w:pPr>
       <w:r/>
     </w:p>
     <w:p>
@@ -111,7 +135,6 @@
         <w:rPr/>
       </w:pPr>
       <w:r/>
-      <w:r/>
     </w:p>
     <w:p>
       <w:pPr>
@@ -120,53 +143,6 @@
         <w:ind/>
         <w:rPr/>
       </w:pPr>
-      <w:r/>
-      <w:r/>
-    </w:p>
-    <w:p>
-      <w:pPr>
-        <w:pBdr/>
-        <w:spacing w:after="120"/>
-        <w:ind/>
-        <w:rPr/>
-      </w:pPr>
-      <w:r/>
-      <w:r/>
-    </w:p>
-    <w:p>
-      <w:pPr>
-        <w:pBdr/>
-        <w:spacing w:after="120"/>
-        <w:ind/>
-        <w:rPr/>
-      </w:pPr>
-      <w:r/>
-      <w:r/>
-    </w:p>
-    <w:p>
-      <w:pPr>
-        <w:pBdr/>
-        <w:spacing w:after="120"/>
-        <w:ind/>
-        <w:rPr/>
-      </w:pPr>
-      <w:r/>
-      <w:r/>
-    </w:p>
-    <w:p>
-      <w:pPr>
-        <w:pBdr/>
-        <w:spacing w:after="120"/>
-        <w:ind/>
-        <w:rPr/>
-      </w:pPr>
-      <w:r>
-        <w:rPr>
-          <w:b/>
-          <w:bCs/>
-          <w:highlight w:val="none"/>
-        </w:rPr>
-      </w:r>
       <w:r>
         <w:rPr>
           <w:b/>
@@ -183,7 +159,6 @@
         <w:ind/>
         <w:rPr/>
       </w:pPr>
-      <w:r/>
       <w:r/>
     </w:p>
     <w:p>
@@ -232,7 +207,6 @@
         <w:rPr/>
       </w:pPr>
       <w:r/>
-      <w:r/>
     </w:p>
     <w:p>
       <w:pPr>
@@ -310,6 +284,14 @@
         <w:rPr/>
       </w:pPr>
       <w:r/>
+    </w:p>
+    <w:p>
+      <w:pPr>
+        <w:pBdr/>
+        <w:spacing w:after="120"/>
+        <w:ind/>
+        <w:rPr/>
+      </w:pPr>
       <w:r/>
     </w:p>
     <w:p>
@@ -320,6 +302,14 @@
         <w:rPr/>
       </w:pPr>
       <w:r/>
+    </w:p>
+    <w:p>
+      <w:pPr>
+        <w:pBdr/>
+        <w:spacing w:after="120"/>
+        <w:ind/>
+        <w:rPr/>
+      </w:pPr>
       <w:r/>
     </w:p>
     <w:p>
@@ -330,6 +320,14 @@
         <w:rPr/>
       </w:pPr>
       <w:r/>
+    </w:p>
+    <w:p>
+      <w:pPr>
+        <w:pBdr/>
+        <w:spacing w:after="120"/>
+        <w:ind/>
+        <w:rPr/>
+      </w:pPr>
       <w:r/>
     </w:p>
     <w:p>
@@ -340,6 +338,14 @@
         <w:rPr/>
       </w:pPr>
       <w:r/>
+    </w:p>
+    <w:p>
+      <w:pPr>
+        <w:pBdr/>
+        <w:spacing w:after="120"/>
+        <w:ind/>
+        <w:rPr/>
+      </w:pPr>
       <w:r/>
     </w:p>
     <w:p>
@@ -350,6 +356,14 @@
         <w:rPr/>
       </w:pPr>
       <w:r/>
+    </w:p>
+    <w:p>
+      <w:pPr>
+        <w:pBdr/>
+        <w:spacing w:after="120"/>
+        <w:ind/>
+        <w:rPr/>
+      </w:pPr>
       <w:r/>
     </w:p>
     <w:p>
@@ -360,6 +374,14 @@
         <w:rPr/>
       </w:pPr>
       <w:r/>
+    </w:p>
+    <w:p>
+      <w:pPr>
+        <w:pBdr/>
+        <w:spacing w:after="120"/>
+        <w:ind/>
+        <w:rPr/>
+      </w:pPr>
       <w:r/>
     </w:p>
     <w:p>
@@ -369,67 +391,6 @@
         <w:ind/>
         <w:rPr/>
       </w:pPr>
-      <w:r/>
-      <w:r/>
-    </w:p>
-    <w:p>
-      <w:pPr>
-        <w:pBdr/>
-        <w:spacing w:after="120"/>
-        <w:ind/>
-        <w:rPr/>
-      </w:pPr>
-      <w:r/>
-      <w:r/>
-    </w:p>
-    <w:p>
-      <w:pPr>
-        <w:pBdr/>
-        <w:spacing w:after="120"/>
-        <w:ind/>
-        <w:rPr/>
-      </w:pPr>
-      <w:r/>
-      <w:r/>
-    </w:p>
-    <w:p>
-      <w:pPr>
-        <w:pBdr/>
-        <w:spacing w:after="120"/>
-        <w:ind/>
-        <w:rPr/>
-      </w:pPr>
-      <w:r/>
-      <w:r/>
-    </w:p>
-    <w:p>
-      <w:pPr>
-        <w:pBdr/>
-        <w:spacing w:after="120"/>
-        <w:ind/>
-        <w:rPr/>
-      </w:pPr>
-      <w:r/>
-      <w:r/>
-    </w:p>
-    <w:p>
-      <w:pPr>
-        <w:pBdr/>
-        <w:spacing w:after="120"/>
-        <w:ind/>
-        <w:rPr/>
-      </w:pPr>
-      <w:r/>
-      <w:r/>
-    </w:p>
-    <w:p>
-      <w:pPr>
-        <w:pBdr/>
-        <w:spacing w:after="120"/>
-        <w:ind/>
-        <w:rPr/>
-      </w:pPr>
-      <w:r/>
       <w:r/>
     </w:p>
     <w:p>
@@ -476,7 +437,6 @@
       <w:r>
         <w:br w:type="page" w:clear="all"/>
       </w:r>
-      <w:r/>
     </w:p>
     <w:p>
       <w:pPr>
@@ -489,7 +449,6 @@
       <w:r>
         <w:t xml:space="preserve">1. UVOD</w:t>
       </w:r>
-      <w:r/>
     </w:p>
     <w:p>
       <w:pPr>
@@ -499,12 +458,8 @@
         <w:rPr/>
       </w:pPr>
       <w:r>
-        <w:t xml:space="preserve">Cilj projekta je implementirati i evaluirati tehnike kompresije dubokih neuronskih mreža koje se obrađuju u seminarskom radu Li, Li i Meng [1]. Polazna točka je konvolucijska neur</w:t>
+        <w:t>Cilj projekta je implementirati i evaluirati tehnike kompresije dubokih neuronskih mreža koje se obrađuju u seminarskom radu Li, Li i Meng [1]. Polazna točka je konvolucijska neuronska mreža istrenirana na skupu podataka Fruits-360, a kompresija se postiže primjenom tehnika iz spomenutog rada: porezivanje težina (eng. pruning) i post-training kvantizacija.</w:t>
       </w:r>
-      <w:r>
-        <w:t xml:space="preserve">onska mreža istrenirana na skupu podataka Fruits-360, a kompresija se postiže primjenom tehnika iz spomenutog rada: porezivanje težina (eng. pruning) i post-training kvantizacija.</w:t>
-      </w:r>
-      <w:r/>
     </w:p>
     <w:p>
       <w:pPr>
@@ -523,15 +478,8 @@
         <w:t xml:space="preserve"> ili </w:t>
       </w:r>
       <w:r>
-        <w:t xml:space="preserve">TensorFlowa</w:t>
+        <w:t>TensorFlowa. Razlog tomu je jasna i transparentna izvedba svakog matematičkog koraka: forward i backward prolaz, izračun gradijenta, primjena pruning maske i kvantizacijska transformacija FP32 → INT8 → FP32. Ovaj pristup je sporiji od standardnih biblioteka, ali omogućuje izravno povezivanje koda s jednadžbama iz seminarskog rada [1].</w:t>
       </w:r>
-      <w:r>
-        <w:t xml:space="preserve">. Razlog tomu je jasna i transparentna izvedba svakog matematičkog ko</w:t>
-      </w:r>
-      <w:r>
-        <w:t xml:space="preserve">raka: forward i backward prolaz, izračun gradijenta, primjena pruning maske i kvantizacijska transformacija FP32 → INT8 → FP32. Ovaj pristup je sporiji od standardnih biblioteka, ali omogućuje izravno povezivanje koda s jednadžbama iz seminarskog rada [1].</w:t>
-      </w:r>
-      <w:r/>
     </w:p>
     <w:p>
       <w:pPr>
@@ -543,7 +491,6 @@
       <w:r>
         <w:t xml:space="preserve">Projekt je podijeljen među četiri člana tima:</w:t>
       </w:r>
-      <w:r/>
     </w:p>
     <w:p>
       <w:pPr>
@@ -560,7 +507,6 @@
       <w:r>
         <w:t xml:space="preserve">Luka Capan — definicija arhitekture SimpleCNN modela (slojevi, forward i backward prolaz, sučelje za ostale dijelove projekta).</w:t>
       </w:r>
-      <w:r/>
     </w:p>
     <w:p>
       <w:pPr>
@@ -575,13 +521,7 @@
         <w:rPr/>
       </w:pPr>
       <w:r>
-        <w:t xml:space="preserve">B</w:t>
-      </w:r>
-      <w:r>
-        <w:t xml:space="preserve">orna Budić</w:t>
-      </w:r>
-      <w:r>
-        <w:t xml:space="preserve"> — implementacija petlje treniranja, funkcije gubitka cross-entropy, optimizatora SGD s momentumom te spremanja i učitavanja modela.</w:t>
+        <w:t>Borna Budić — implementacija petlje treniranja, funkcije gubitka cross-entropy, optimizatora SGD s momentumom te spremanja i učitavanja modela.</w:t>
       </w:r>
       <w:r>
         <w:rPr>
@@ -604,15 +544,8 @@
         <w:rPr/>
       </w:pPr>
       <w:r>
-        <w:t xml:space="preserve">Silvia </w:t>
+        <w:t>Silvia Petrović — implementacija pruninga (globalnog i per-layer) te fine-tuninga s zamrznutom maskom.</w:t>
       </w:r>
-      <w:r>
-        <w:t xml:space="preserve">Petrović</w:t>
-      </w:r>
-      <w:r>
-        <w:t xml:space="preserve"> — implementacija pruninga (globalnog i per-layer) te fine-tuninga s zamrznutom maskom.</w:t>
-      </w:r>
-      <w:r/>
     </w:p>
     <w:p>
       <w:pPr>
@@ -627,15 +560,8 @@
         <w:rPr/>
       </w:pPr>
       <w:r>
-        <w:t xml:space="preserve">J</w:t>
+        <w:t>Jakov Dragičević — implementacija post-training kvantizacije prema Algoritmu 1 iz seminara  [1].</w:t>
       </w:r>
-      <w:r>
-        <w:t xml:space="preserve">akov Dragičević</w:t>
-      </w:r>
-      <w:r>
-        <w:t xml:space="preserve"> — implementacija post-training kvantizacije prema Algoritmu 1 iz seminara  [1].</w:t>
-      </w:r>
-      <w:r/>
     </w:p>
     <w:p>
       <w:pPr>
@@ -644,11 +570,6 @@
         <w:ind w:firstLine="0" w:left="720"/>
         <w:rPr/>
       </w:pPr>
-      <w:r>
-        <w:rPr>
-          <w:highlight w:val="none"/>
-        </w:rPr>
-      </w:r>
       <w:r>
         <w:rPr>
           <w:highlight w:val="none"/>
@@ -666,7 +587,6 @@
       <w:r>
         <w:t xml:space="preserve">Glavni zajednički modul je main.py, koji povezuje sva četiri dijela u jedinstvenu cjevovodnu radnju (training → pruning → kvantizacija → usporedba).</w:t>
       </w:r>
-      <w:r/>
     </w:p>
     <w:p>
       <w:pPr>
@@ -679,7 +599,6 @@
       <w:r>
         <w:t xml:space="preserve">2. METODE</w:t>
       </w:r>
-      <w:r/>
     </w:p>
     <w:p>
       <w:pPr>
@@ -692,7 +611,6 @@
       <w:r>
         <w:t xml:space="preserve">2.1 Arhitektura CNN modela</w:t>
       </w:r>
-      <w:r/>
     </w:p>
     <w:p>
       <w:pPr>
@@ -704,7 +622,6 @@
       <w:r>
         <w:t xml:space="preserve">Arhitektura SimpleCNN sastoji se od dva konvolucijska bloka, ravnanja i dva potpuno povezana sloja, slično tipičnoj klasifikacijskoj CNN strukturi iz seminara [1]:</w:t>
       </w:r>
-      <w:r/>
     </w:p>
     <w:p>
       <w:pPr>
@@ -721,7 +638,6 @@
       <w:r>
         <w:t xml:space="preserve">Conv1: 8 filtera, 3×3 jezgra, padding 1 → ReLU → MaxPool 2×2</w:t>
       </w:r>
-      <w:r/>
     </w:p>
     <w:p>
       <w:pPr>
@@ -738,7 +654,6 @@
       <w:r>
         <w:t xml:space="preserve">Conv2: 16 filtera, 3×3 jezgra, padding 1 → ReLU → MaxPool 2×2</w:t>
       </w:r>
-      <w:r/>
     </w:p>
     <w:p>
       <w:pPr>
@@ -755,7 +670,6 @@
       <w:r>
         <w:t xml:space="preserve">Flatten: (N, 16, 25, 25) → (N, 10000)</w:t>
       </w:r>
-      <w:r/>
     </w:p>
     <w:p>
       <w:pPr>
@@ -772,7 +686,6 @@
       <w:r>
         <w:t xml:space="preserve">FC1: 10000 → 128, ReLU</w:t>
       </w:r>
-      <w:r/>
     </w:p>
     <w:p>
       <w:pPr>
@@ -789,7 +702,6 @@
       <w:r>
         <w:t xml:space="preserve">FC2: 128 → broj_klasa, Softmax</w:t>
       </w:r>
-      <w:r/>
     </w:p>
     <w:p>
       <w:pPr>
@@ -798,11 +710,6 @@
         <w:ind w:firstLine="0" w:left="720"/>
         <w:rPr/>
       </w:pPr>
-      <w:r>
-        <w:rPr>
-          <w:highlight w:val="none"/>
-        </w:rPr>
-      </w:r>
       <w:r>
         <w:rPr>
           <w:highlight w:val="none"/>
@@ -820,7 +727,6 @@
       <w:r>
         <w:t xml:space="preserve">Ukupan broj učeničkih parametara iznosi približno 1.3 milijuna. Sloj FC1 nosi najveći dio parametara (oko 1.28M), što je važna informacija za sljedeće faze projekta jer je upravo on glavni cilj kompresije.</w:t>
       </w:r>
-      <w:r/>
     </w:p>
     <w:p>
       <w:pPr>
@@ -832,15 +738,7 @@
         </w:rPr>
       </w:pPr>
       <w:r>
-        <w:t xml:space="preserve">Svaki sloj implementira metode forward(x) i backward(d_out), a Conv i FC slojevi dodatno izlažu atribute filters/weights, biases, d_filters/d_weights i d_biases. To je sučelje na koje se oslanjaju ostatak tima</w:t>
-      </w:r>
-      <w:r>
-        <w:t xml:space="preserve"> — primjerice, pruning skripta detektira tip sloja preko hasattr(layer, 'filters'). Težine su inicijalizirane He inicijalizacijom (faktor √(2/fan_in)), što je standardni izbor za ReLU mreže i pokazalo se ključnim za stabilan početak treniranja.</w:t>
-      </w:r>
-      <w:r>
-        <w:rPr>
-          <w:highlight w:val="none"/>
-        </w:rPr>
+        <w:t>Svaki sloj implementira metode forward(x) i backward(d_out), a Conv i FC slojevi dodatno izlažu atribute filters/weights, biases, d_filters/d_weights i d_biases. To je sučelje na koje se oslanjaju ostatak tima — primjerice, pruning skripta detektira tip sloja preko hasattr(layer, 'filters'). Težine su inicijalizirane He inicijalizacijom (faktor √(2/fan_in)), što je standardni izbor za ReLU mreže i pokazalo se ključnim za stabilan početak treniranja.</w:t>
       </w:r>
       <w:r>
         <w:rPr>
@@ -856,6 +754,14 @@
         <w:rPr/>
       </w:pPr>
       <w:r/>
+    </w:p>
+    <w:p>
+      <w:pPr>
+        <w:pBdr/>
+        <w:spacing w:after="120"/>
+        <w:ind/>
+        <w:rPr/>
+      </w:pPr>
       <w:r/>
     </w:p>
     <w:p>
@@ -866,7 +772,6 @@
         <w:rPr/>
       </w:pPr>
       <w:r/>
-      <w:r/>
     </w:p>
     <w:p>
       <w:pPr>
@@ -875,21 +780,6 @@
         <w:ind/>
         <w:rPr/>
       </w:pPr>
-      <w:r/>
-      <w:r/>
-    </w:p>
-    <w:p>
-      <w:pPr>
-        <w:pBdr/>
-        <w:spacing w:after="120"/>
-        <w:ind/>
-        <w:rPr/>
-      </w:pPr>
-      <w:r>
-        <w:rPr>
-          <w:highlight w:val="none"/>
-        </w:rPr>
-      </w:r>
       <w:r>
         <w:rPr>
           <w:highlight w:val="none"/>
@@ -908,7 +798,6 @@
       <w:r>
         <w:t xml:space="preserve">2.2 Treniranje modela</w:t>
       </w:r>
-      <w:r/>
     </w:p>
     <w:p>
       <w:pPr>
@@ -918,12 +807,8 @@
         <w:rPr/>
       </w:pPr>
       <w:r>
-        <w:t xml:space="preserve">Model je istreniran pomoću funkcije gubitka multi-class cross-entropy i optimizatora </w:t>
+        <w:t>Model je istreniran pomoću funkcije gubitka multi-class cross-entropy i optimizatora SGD s momentumom (µ = 0.9). Cross-entropy kažnjava model kada pravoj klasi dodjeljuje malu vjerojatnost; gradijent kombinacije softmax+cross-entropy zatvorenog je oblika d_probs = probs - one_hot(y), što je matematički jednostavno i numerički stabilno [5].</w:t>
       </w:r>
-      <w:r>
-        <w:t xml:space="preserve">SGD s momentumom (µ = 0.9). Cross-entropy kažnjava model kada pravoj klasi dodjeljuje malu vjerojatnost; gradijent kombinacije softmax+cross-entropy zatvorenog je oblika d_probs = probs - one_hot(y), što je matematički jednostavno i numerički stabilno [5].</w:t>
-      </w:r>
-      <w:r/>
     </w:p>
     <w:p>
       <w:pPr>
@@ -969,12 +854,8 @@
         <w:rPr/>
       </w:pPr>
       <w:r>
-        <w:t xml:space="preserve">Implement</w:t>
+        <w:t>Implementiran je path-based loader koji ne učitava cijeli dataset u RAM odjednom, već samo putanje slika, dok se same slike učitavaju u mini-batchevima — sličan ideji DataLoadera iz PyTorcha [6]. Najbolji model prema test točnosti sprema se u models/cnn_fruits.npz.</w:t>
       </w:r>
-      <w:r>
-        <w:t xml:space="preserve">iran je path-based loader koji ne učitava cijeli dataset u RAM odjednom, već samo putanje slika, dok se same slike učitavaju u mini-batchevima — sličan ideji DataLoadera iz PyTorcha [6]. Najbolji model prema test točnosti sprema se u models/cnn_fruits.npz.</w:t>
-      </w:r>
-      <w:r/>
     </w:p>
     <w:tbl>
       <w:tblPr>
@@ -1696,7 +1577,6 @@
         <w:rPr/>
       </w:pPr>
       <w:r/>
-      <w:r/>
     </w:p>
     <w:p>
       <w:pPr>
@@ -1709,7 +1589,6 @@
       <w:r>
         <w:t xml:space="preserve">2.3 Pruning težina</w:t>
       </w:r>
-      <w:r/>
     </w:p>
     <w:p>
       <w:pPr>
@@ -1721,7 +1600,6 @@
       <w:r>
         <w:t xml:space="preserve">Implementirana su dva pristupa nestrukturiranog pruninga prema paradigmi train–prune–retrain Han et al. te Poglavlju 2.2 seminara [1]:</w:t>
       </w:r>
-      <w:r/>
     </w:p>
     <w:p>
       <w:pPr>
@@ -1738,7 +1616,6 @@
       <w:r>
         <w:t xml:space="preserve">Globalni pruning — skupljaju se apsolutne vrijednosti težina iz svih slojeva u jedan vektor, sortiraju po veličini i uklanja se zadani postotak najmanjih težina kroz cijelu mrežu [2].</w:t>
       </w:r>
-      <w:r/>
     </w:p>
     <w:p>
       <w:pPr>
@@ -1755,7 +1632,6 @@
       <w:r>
         <w:t xml:space="preserve">Per-layer pruning — težine se sortiraju i uklanjaju nezavisno unutar svakog sloja, pa svaki sloj gubi isti postotak.</w:t>
       </w:r>
-      <w:r/>
     </w:p>
     <w:p>
       <w:pPr>
@@ -1765,12 +1641,8 @@
         <w:rPr/>
       </w:pPr>
       <w:r>
-        <w:t xml:space="preserve">Za pohranjivanje informacije o uklonjenim težinama koriste se binarne maske (1 za zadržane, 0 za pruned</w:t>
+        <w:t>Za pohranjivanje informacije o uklonjenim težinama koriste se binarne maske (1 za zadržane, 0 za pruned). Nakon pruninga model se fine-tunea kratko vrijeme, pri čemu se maske ponovno primjenjuju nakon svakog optimizatorskog koraka kako bi pruned težine ostale točno nula. To je važno jer bi inače gradijentno ažuriranje moglo iznova aktivirati uklonjene veze.</w:t>
       </w:r>
-      <w:r>
-        <w:t xml:space="preserve">). Nakon pruninga model se fine-tunea kratko vrijeme, pri čemu se maske ponovno primjenjuju nakon svakog optimizatorskog koraka kako bi pruned težine ostale točno nula. To je važno jer bi inače gradijentno ažuriranje moglo iznova aktivirati uklonjene veze.</w:t>
-      </w:r>
-      <w:r/>
     </w:p>
     <w:p>
       <w:pPr>
@@ -1782,15 +1654,7 @@
         </w:rPr>
       </w:pPr>
       <w:r>
-        <w:t xml:space="preserve">U inicijalnim ispitivanjima testirani su pruning iznosi od 20%, 50% i 80%, uz obje strategije. G</w:t>
-      </w:r>
-      <w:r>
-        <w:t xml:space="preserve">lobalni pruning konzistentno je nadmašio per-layer pristup, što je u skladu s opažanjima u literaturi [2]: globalni pristup omogućuje da osjetljivi slojevi (poput zadnjeg FC sloja) zadrže više težina, dok manje važni slojevi mogu biti agresivnije porezani.</w:t>
-      </w:r>
-      <w:r>
-        <w:rPr>
-          <w:highlight w:val="none"/>
-        </w:rPr>
+        <w:t>U inicijalnim ispitivanjima testirani su pruning iznosi od 20%, 50% i 80%, uz obje strategije. Globalni pruning konzistentno je nadmašio per-layer pristup, što je u skladu s opažanjima u literaturi [2]: globalni pristup omogućuje da osjetljivi slojevi (poput zadnjeg FC sloja) zadrže više težina, dok manje važni slojevi mogu biti agresivnije porezani.</w:t>
       </w:r>
       <w:r>
         <w:rPr>
@@ -1806,6 +1670,14 @@
         <w:rPr/>
       </w:pPr>
       <w:r/>
+    </w:p>
+    <w:p>
+      <w:pPr>
+        <w:pBdr/>
+        <w:spacing w:after="120"/>
+        <w:ind/>
+        <w:rPr/>
+      </w:pPr>
       <w:r/>
     </w:p>
     <w:p>
@@ -1815,21 +1687,6 @@
         <w:ind/>
         <w:rPr/>
       </w:pPr>
-      <w:r/>
-      <w:r/>
-    </w:p>
-    <w:p>
-      <w:pPr>
-        <w:pBdr/>
-        <w:spacing w:after="120"/>
-        <w:ind/>
-        <w:rPr/>
-      </w:pPr>
-      <w:r>
-        <w:rPr>
-          <w:highlight w:val="none"/>
-        </w:rPr>
-      </w:r>
       <w:r>
         <w:rPr>
           <w:highlight w:val="none"/>
@@ -1848,7 +1705,6 @@
       <w:r>
         <w:t xml:space="preserve">2.4 Post-training kvantizacija</w:t>
       </w:r>
-      <w:r/>
     </w:p>
     <w:p>
       <w:pPr>
@@ -1860,7 +1716,6 @@
       <w:r>
         <w:t xml:space="preserve">Implementiran je simetrični i asimetrični INT8 PTQ prema Algoritmu 1 i jednadžbama (1)-(5) iz seminara [1]. Za svaki sloj zasebno izračunavaju se parametri kvantizacije iz raspona težina [R_min, R_max]:</w:t>
       </w:r>
-      <w:r/>
     </w:p>
     <w:p>
       <w:pPr>
@@ -1942,12 +1797,8 @@
         <w:rPr/>
       </w:pPr>
       <w:r>
-        <w:t xml:space="preserve">Težine se konvertiraju u INT8 prema jednadžbi (3) i odmah vraćaju u FP32 prema jednadžbi (4). Ovaj round-trip čini točno onaj utjecaj na model koji bi imala stvarna INT8 infe</w:t>
+        <w:t>Težine se konvertiraju u INT8 prema jednadžbi (3) i odmah vraćaju u FP32 prema jednadžbi (4). Ovaj round-trip čini točno onaj utjecaj na model koji bi imala stvarna INT8 inferencija na hardveru, dok i dalje koristi FP32 aritmetiku u forward prolazu — što je nužno za pure NumPy implementaciju [1]. Asimetrični način korišten je kao default jer bolje pokriva neuravnoteženu distribuciju težina (npr. kad je R_min daleko od −R_max).</w:t>
       </w:r>
-      <w:r>
-        <w:t xml:space="preserve">rencija na hardveru, dok i dalje koristi FP32 aritmetiku u forward prolazu — što je nužno za pure NumPy implementaciju [1]. Asimetrični način korišten je kao default jer bolje pokriva neuravnoteženu distribuciju težina (npr. kad je R_min daleko od −R_max).</w:t>
-      </w:r>
-      <w:r/>
     </w:p>
     <w:p>
       <w:pPr>
@@ -1959,7 +1810,6 @@
       <w:r>
         <w:t xml:space="preserve">U praktičnom deploymentu, sprema li se model s INT8 težinama (1 bajt po težini) umjesto FP32 (4 bajta po težini), teoretsko smanjenje veličine je točno 4×.</w:t>
       </w:r>
-      <w:r/>
     </w:p>
     <w:p>
       <w:pPr>
@@ -1972,7 +1822,6 @@
       <w:r>
         <w:t xml:space="preserve">2.5 Eksperimentalni postav</w:t>
       </w:r>
-      <w:r/>
     </w:p>
     <w:p>
       <w:pPr>
@@ -1984,7 +1833,6 @@
       <w:r>
         <w:t xml:space="preserve">Cjeloviti pipeline pokreće se pomoću main.py i izvodi tri faze sukcesivno:</w:t>
       </w:r>
-      <w:r/>
     </w:p>
     <w:p>
       <w:pPr>
@@ -2001,7 +1849,6 @@
       <w:r>
         <w:t xml:space="preserve">Faza 1 — Treniranje: SimpleCNN se trenira 10 epoha s lr = 0.01 i batch size 32; najbolji checkpoint (najviša test točnost) se sprema.</w:t>
       </w:r>
-      <w:r/>
     </w:p>
     <w:p>
       <w:pPr>
@@ -2018,7 +1865,6 @@
       <w:r>
         <w:t xml:space="preserve">Faza 2 — Pruning: Učitava se najbolji checkpoint, primjenjuje globalni L1 pruning s 50% rijetkosti, slijedi 3 epohe fine-tuninga s lr = 0.001 uz zamrznutu masku.</w:t>
       </w:r>
-      <w:r/>
     </w:p>
     <w:p>
       <w:pPr>
@@ -2035,7 +1881,6 @@
       <w:r>
         <w:t xml:space="preserve">Faza 3 — Kvantizacija: Učitava se ponovno originalni checkpoint (ne pruned) i primjenjuje asimetrični INT8 PTQ sloj po sloj.</w:t>
       </w:r>
-      <w:r/>
     </w:p>
     <w:p>
       <w:pPr>
@@ -2045,12 +1890,8 @@
         <w:rPr/>
       </w:pPr>
       <w:r>
-        <w:t xml:space="preserve">Korišten je ful</w:t>
+        <w:t>Korišten je full Fruits-360 dataset uz max_per_class = 100 (zbog CPU-only NumPy izvedbe), što daje približno 26 000 slika za treniranje i 13 000 za testiranje. Ukupno trajanje cijelog pipelinea bilo je oko 3 sata i 30 minuta na referentnom laptopu (16 GB RAM, bez GPU-a).</w:t>
       </w:r>
-      <w:r>
-        <w:t xml:space="preserve">l Fruits-360 dataset uz max_per_class = 100 (zbog CPU-only NumPy izvedbe), što daje približno 26 000 slika za treniranje i 13 000 za testiranje. Ukupno trajanje cijelog pipelinea bilo je oko 3 sata i 30 minuta na referentnom laptopu (16 GB RAM, bez GPU-a).</w:t>
-      </w:r>
-      <w:r/>
     </w:p>
     <w:p>
       <w:pPr>
@@ -2063,7 +1904,6 @@
       <w:r>
         <w:t xml:space="preserve">3. REZULTATI</w:t>
       </w:r>
-      <w:r/>
     </w:p>
     <w:p>
       <w:pPr>
@@ -2075,7 +1915,6 @@
       <w:r>
         <w:t xml:space="preserve">Tablica 1 prikazuje konačne rezultate cjelovitog pipelinea izmjerene na test skupu Fruits-360 (261 klasa, 10 epoha treniranja, 100 slika po klasi):</w:t>
       </w:r>
-      <w:r/>
     </w:p>
     <w:tbl>
       <w:tblPr>
@@ -3223,7 +3062,6 @@
         <w:rPr/>
       </w:pPr>
       <w:r/>
-      <w:r/>
     </w:p>
     <w:p>
       <w:pPr>
@@ -3257,30 +3095,20 @@
           <w:highlight w:val="none"/>
         </w:rPr>
       </w:r>
-      <w:r>
+      <w:r/>
+    </w:p>
+    <w:p>
+      <w:pPr>
+        <w:pStyle w:val="894"/>
+        <w:pBdr/>
+        <w:spacing/>
+        <w:ind/>
         <w:rPr>
           <w:highlight w:val="none"/>
         </w:rPr>
-      </w:r>
-      <w:r/>
-    </w:p>
-    <w:p>
-      <w:pPr>
-        <w:pStyle w:val="894"/>
-        <w:pBdr/>
-        <w:spacing/>
-        <w:ind/>
-        <w:rPr>
-          <w:highlight w:val="none"/>
-        </w:rPr>
       </w:pPr>
       <w:r>
         <w:t xml:space="preserve">3.1 Analiza rezultata</w:t>
-      </w:r>
-      <w:r>
-        <w:rPr>
-          <w:highlight w:val="none"/>
-        </w:rPr>
       </w:r>
       <w:r>
         <w:rPr>
@@ -3312,12 +3140,8 @@
         <w:rPr/>
       </w:pPr>
       <w:r>
-        <w:t xml:space="preserve">Originalni SimpleCNN model dosegao je test točnost 69.88% na 261 klasi nakon 10 epoha. Gubitak na treningu pao je s 1.87 (epoha 1) na 0.0003 (epoha 10), što uk</w:t>
+        <w:t>Originalni SimpleCNN model dosegao je test točnost 69.88% na 261 klasi nakon 10 epoha. Gubitak na treningu pao je s 1.87 (epoha 1) na 0.0003 (epoha 10), što ukazuje na to da model gotovo savršeno pamti trening skup. Razlika između trening i test točnosti (≈30 postotnih bodova) sugerira određeni overfitting, ali za pure NumPy implementaciju bez data augmentationa i bez dropout regularizacije ovo je očekivano [1].</w:t>
       </w:r>
-      <w:r>
-        <w:t xml:space="preserve">azuje na to da model gotovo savršeno pamti trening skup. Razlika između trening i test točnosti (≈30 postotnih bodova) sugerira određeni overfitting, ali za pure NumPy implementaciju bez data augmentationa i bez dropout regularizacije ovo je očekivano [1].</w:t>
-      </w:r>
-      <w:r/>
     </w:p>
     <w:p>
       <w:pPr>
@@ -3343,15 +3167,8 @@
         <w:rPr/>
       </w:pPr>
       <w:r>
-        <w:t xml:space="preserve">Uklanjanje 50% težina globalnim pruningom rezultiralo je</w:t>
+        <w:t>Uklanjanje 50% težina globalnim pruningom rezultiralo je gotovo neprimjetnim padom točnosti — već prije fine-tuninga model je zadržao 69.85% (samo 0.03% pada). Nakon 3 epohe fine-tuninga točnost je porasla na 69.95%, što je čak neznatno bolje od originalnog modela. Ova pojava — gdje pruning djeluje kao oblik regularizacije i poboljšava generalizaciju — opažena je i u izvornom Han et al. radu te u seminaru [1]. Rezultati dodatno pokazuju da globalni pruning konzistentno nadmašuje per-layer pristup pri svim razinama rijetkosti.</w:t>
       </w:r>
-      <w:r>
-        <w:t xml:space="preserve"> gotovo neprimjetnim padom točnosti — već prije fine-tuninga model je zadržao 69.85% (samo 0.03% pada). Nakon 3 epohe fine-tuninga točnost je porasla na 69.95%, što je čak neznatno bolje od originalnog modela. Ova pojava — gdje pruning djeluje kao oblik re</w:t>
-      </w:r>
-      <w:r>
-        <w:t xml:space="preserve">gularizacije i poboljšava generalizaciju — opažena je i u izvornom Han et al. radu te u seminaru [1]. Rezultati dodatno pokazuju da globalni pruning konzistentno nadmašuje per-layer pristup pri svim razinama rijetkosti.</w:t>
-      </w:r>
-      <w:r/>
     </w:p>
     <w:p>
       <w:pPr>
@@ -3361,12 +3178,8 @@
         <w:rPr/>
       </w:pPr>
       <w:r>
-        <w:t xml:space="preserve">Mjereno ubrzanje inferencije iznosi 1.00</w:t>
+        <w:t>Mjereno ubrzanje inferencije iznosi 1.00× (bez ubrzanja), što je očekivano: NumPy implementacija ne koristi rijetke matrične operacije, pa nule u težinama i dalje sudjeluju u množenju. U stvarnoj hardware-aware implementaciji s rijetkim BLAS rutinama, 50% pruning bi donio mjerljivo ubrzanje [1].</w:t>
       </w:r>
-      <w:r>
-        <w:t xml:space="preserve">× (bez ubrzanja), što je očekivano: NumPy implementacija ne koristi rijetke matrične operacije, pa nule u težinama i dalje sudjeluju u množenju. U stvarnoj hardware-aware implementaciji s rijetkim BLAS rutinama, 50% pruning bi donio mjerljivo ubrzanje [1].</w:t>
-      </w:r>
-      <w:r/>
     </w:p>
     <w:p>
       <w:pPr>
@@ -3403,7 +3216,6 @@
       <w:r>
         <w:t xml:space="preserve">). Teoretska veličina modela smanjila se s 5135.8 KB (FP32) na 1284.0 KB (INT8), što je točno 4× smanjenje predviđeno jednadžbama (1)-(4) iz seminara [1]. Inferencija je u praksi ubrzana za 1.17×, što proizlazi iz reduciranog dinamičkog raspona težina.</w:t>
       </w:r>
-      <w:r/>
     </w:p>
     <w:p>
       <w:pPr>
@@ -3415,7 +3227,6 @@
       <w:r>
         <w:t xml:space="preserve">Prosječna greška kvantizacije po sloju (srednja apsolutna razlika između originalnih i dequantiziranih težina) ostala je ispod 0.003 za sve slojeve, što potvrđuje da je 256-razinska INT8 rešetka dovoljno fina za distribucije težina opažene u ovom modelu.</w:t>
       </w:r>
-      <w:r/>
     </w:p>
     <w:p>
       <w:pPr>
@@ -3443,15 +3254,7 @@
         </w:rPr>
       </w:pPr>
       <w:r>
-        <w:t xml:space="preserve">Obje tehnike postižu svoj cilj kompresije uz zanemariv gubitak točnosti. Kvantizacija je jednostavnija za primjenu (ne zahtijeva fine-tuning</w:t>
-      </w:r>
-      <w:r>
-        <w:t xml:space="preserve">) i daje zagarantirano 4× smanjenje veličine, što je čini praktičnijim izborom za deployment. Pruning zahtijeva korak fine-tuninga, ali se može kombinirati s kvantizacijom za dodatnu kompresiju — što je smjer naveden kao buduće istraživanje u seminaru [1].</w:t>
-      </w:r>
-      <w:r>
-        <w:rPr>
-          <w:highlight w:val="none"/>
-        </w:rPr>
+        <w:t>Obje tehnike postižu svoj cilj kompresije uz zanemariv gubitak točnosti. Kvantizacija je jednostavnija za primjenu (ne zahtijeva fine-tuning) i daje zagarantirano 4× smanjenje veličine, što je čini praktičnijim izborom za deployment. Pruning zahtijeva korak fine-tuninga, ali se može kombinirati s kvantizacijom za dodatnu kompresiju — što je smjer naveden kao buduće istraživanje u seminaru [1].</w:t>
       </w:r>
       <w:r>
         <w:rPr>
@@ -3467,6 +3270,14 @@
         <w:rPr/>
       </w:pPr>
       <w:r/>
+    </w:p>
+    <w:p>
+      <w:pPr>
+        <w:pBdr/>
+        <w:spacing w:after="120"/>
+        <w:ind/>
+        <w:rPr/>
+      </w:pPr>
       <w:r/>
     </w:p>
     <w:p>
@@ -3477,6 +3288,14 @@
         <w:rPr/>
       </w:pPr>
       <w:r/>
+    </w:p>
+    <w:p>
+      <w:pPr>
+        <w:pBdr/>
+        <w:spacing w:after="120"/>
+        <w:ind/>
+        <w:rPr/>
+      </w:pPr>
       <w:r/>
     </w:p>
     <w:p>
@@ -3487,6 +3306,14 @@
         <w:rPr/>
       </w:pPr>
       <w:r/>
+    </w:p>
+    <w:p>
+      <w:pPr>
+        <w:pBdr/>
+        <w:spacing w:after="120"/>
+        <w:ind/>
+        <w:rPr/>
+      </w:pPr>
       <w:r/>
     </w:p>
     <w:p>
@@ -3497,6 +3324,14 @@
         <w:rPr/>
       </w:pPr>
       <w:r/>
+    </w:p>
+    <w:p>
+      <w:pPr>
+        <w:pBdr/>
+        <w:spacing w:after="120"/>
+        <w:ind/>
+        <w:rPr/>
+      </w:pPr>
       <w:r/>
     </w:p>
     <w:p>
@@ -3507,7 +3342,6 @@
         <w:rPr/>
       </w:pPr>
       <w:r/>
-      <w:r/>
     </w:p>
     <w:p>
       <w:pPr>
@@ -3516,51 +3350,6 @@
         <w:ind/>
         <w:rPr/>
       </w:pPr>
-      <w:r/>
-      <w:r/>
-    </w:p>
-    <w:p>
-      <w:pPr>
-        <w:pBdr/>
-        <w:spacing w:after="120"/>
-        <w:ind/>
-        <w:rPr/>
-      </w:pPr>
-      <w:r/>
-      <w:r/>
-    </w:p>
-    <w:p>
-      <w:pPr>
-        <w:pBdr/>
-        <w:spacing w:after="120"/>
-        <w:ind/>
-        <w:rPr/>
-      </w:pPr>
-      <w:r/>
-      <w:r/>
-    </w:p>
-    <w:p>
-      <w:pPr>
-        <w:pBdr/>
-        <w:spacing w:after="120"/>
-        <w:ind/>
-        <w:rPr/>
-      </w:pPr>
-      <w:r/>
-      <w:r/>
-    </w:p>
-    <w:p>
-      <w:pPr>
-        <w:pBdr/>
-        <w:spacing w:after="120"/>
-        <w:ind/>
-        <w:rPr/>
-      </w:pPr>
-      <w:r>
-        <w:rPr>
-          <w:highlight w:val="none"/>
-        </w:rPr>
-      </w:r>
       <w:r>
         <w:rPr>
           <w:highlight w:val="none"/>
@@ -3579,7 +3368,6 @@
       <w:r>
         <w:t xml:space="preserve">4. SLJEDEĆI KORACI — MILESTONE 2</w:t>
       </w:r>
-      <w:r/>
     </w:p>
     <w:p>
       <w:pPr>
@@ -3591,7 +3379,6 @@
       <w:r>
         <w:t xml:space="preserve">U sljedećoj fazi projekta planiramo proširiti rezultate prve kontrolne točke u nekoliko smjerova, pri čemu se svi smjerovi izravno oslanjaju na koncepte i preporuke iz seminarskog rada [1]:</w:t>
       </w:r>
-      <w:r/>
     </w:p>
     <w:p>
       <w:pPr>
@@ -3604,7 +3391,6 @@
       <w:r>
         <w:t xml:space="preserve">4.1 Kombinacija pruninga i kvantizacije</w:t>
       </w:r>
-      <w:r/>
     </w:p>
     <w:p>
       <w:pPr>
@@ -3614,12 +3400,8 @@
         <w:rPr/>
       </w:pPr>
       <w:r>
-        <w:t xml:space="preserve">Trenutno su pruning i kvantizacija primijenjeni nezavisno na isti originalni model. Seminar [1] eksplicitno predlaže njihovu kombinaciju kao smjer budućeg istraživanja. Cilj je primijeniti kvantizaciju nakon pruninga (pipeline: original → pruning</w:t>
+        <w:t>Trenutno su pruning i kvantizacija primijenjeni nezavisno na isti originalni model. Seminar [1] eksplicitno predlaže njihovu kombinaciju kao smjer budućeg istraživanja. Cilj je primijeniti kvantizaciju nakon pruninga (pipeline: original → pruning → fine-tune → kvantizacija → finalna evaluacija) i izmjeriti dodatno smanjenje veličine i potencijalni gubitak točnosti. Očekuje se da kombinirani pristup može postići ~8× smanjenje veličine modela (50% pruning + 4× INT8) uz ukupan pad točnosti unutar 1%.</w:t>
       </w:r>
-      <w:r>
-        <w:t xml:space="preserve"> → fine-tune → kvantizacija → finalna evaluacija) i izmjeriti dodatno smanjenje veličine i potencijalni gubitak točnosti. Očekuje se da kombinirani pristup može postići ~8× smanjenje veličine modela (50% pruning + 4× INT8) uz ukupan pad točnosti unutar 1%.</w:t>
-      </w:r>
-      <w:r/>
     </w:p>
     <w:p>
       <w:pPr>
@@ -3632,7 +3414,6 @@
       <w:r>
         <w:t xml:space="preserve">4.2 Razine pruninga i kvantizacije</w:t>
       </w:r>
-      <w:r/>
     </w:p>
     <w:p>
       <w:pPr>
@@ -3642,12 +3423,8 @@
         <w:rPr/>
       </w:pPr>
       <w:r>
-        <w:t xml:space="preserve">Silvija je u inicijalnom ispitivanju testirala 20%, 50% i 80% pruninga; u sljedećoj fazi rezultati će biti uključeni u zajednički pipeline kako bi se utvrdila optimalna točka kompromisa između rij</w:t>
+        <w:t>Silvija je u inicijalnom ispitivanju testirala 20%, 50% i 80% pruninga; u sljedećoj fazi rezultati će biti uključeni u zajednički pipeline kako bi se utvrdila optimalna točka kompromisa između rijetkosti i točnosti. Slično, za kvantizaciju planiramo usporediti simetričnu i asimetričnu varijantu (Jakov podržava obje) te eventualno isprobati nižu razinu (npr. INT4) kako bi se ispitala granica gdje kvantizacija počinje značajno degradirati točnost.</w:t>
       </w:r>
-      <w:r>
-        <w:t xml:space="preserve">etkosti i točnosti. Slično, za kvantizaciju planiramo usporediti simetričnu i asimetričnu varijantu (Jakov podržava obje) te eventualno isprobati nižu razinu (npr. INT4) kako bi se ispitala granica gdje kvantizacija počinje značajno degradirati točnost.</w:t>
-      </w:r>
-      <w:r/>
     </w:p>
     <w:p>
       <w:pPr>
@@ -3660,7 +3437,6 @@
       <w:r>
         <w:t xml:space="preserve">4.3 Strukturirani pruning</w:t>
       </w:r>
-      <w:r/>
     </w:p>
     <w:p>
       <w:pPr>
@@ -3670,12 +3446,8 @@
         <w:rPr/>
       </w:pPr>
       <w:r>
-        <w:t xml:space="preserve">Trenutno koristimo nestrukturirani L1 pruning, što omogućuje kompresiju do bilo koje razine, ali ne donosi ubrzanje na standardnom hardveru bez rijetkih BLAS rutina [1]. Seminar (Poglavlje 2.1) detaljno opisuje struktur</w:t>
+        <w:t>Trenutno koristimo nestrukturirani L1 pruning, što omogućuje kompresiju do bilo koje razine, ali ne donosi ubrzanje na standardnom hardveru bez rijetkih BLAS rutina [1]. Seminar (Poglavlje 2.1) detaljno opisuje strukturirani pruning po cijelim kanalima/filterima, što bi u našoj implementaciji značilo stvarno smanjenje broja konvolucija u forward prolazu — i mjerljivo ubrzanje. Ovo je tehnički izazovnije jer mijenja oblike tenzora kroz mrežu, ali je vrijedno istraživanja.</w:t>
       </w:r>
-      <w:r>
-        <w:t xml:space="preserve">irani pruning po cijelim kanalima/filterima, što bi u našoj implementaciji značilo stvarno smanjenje broja konvolucija u forward prolazu — i mjerljivo ubrzanje. Ovo je tehnički izazovnije jer mijenja oblike tenzora kroz mrežu, ali je vrijedno istraživanja.</w:t>
-      </w:r>
-      <w:r/>
     </w:p>
     <w:p>
       <w:pPr>
@@ -3688,7 +3460,6 @@
       <w:r>
         <w:t xml:space="preserve">4.4 Mjerne metrike i evaluacija</w:t>
       </w:r>
-      <w:r/>
     </w:p>
     <w:p>
       <w:pPr>
@@ -3700,7 +3471,6 @@
       <w:r>
         <w:t xml:space="preserve">Trenutni izvještaj prati top-1 točnost, veličinu modela, vrijeme inferencije i rijetkost. U sljedećoj fazi planiramo dodati:</w:t>
       </w:r>
-      <w:r/>
     </w:p>
     <w:p>
       <w:pPr>
@@ -3717,7 +3487,6 @@
       <w:r>
         <w:t xml:space="preserve">Top-5 točnost — relevantnija metrika za dataset s velikim brojem vizualno sličnih klasa (npr. različite sorte jabuka).</w:t>
       </w:r>
-      <w:r/>
     </w:p>
     <w:p>
       <w:pPr>
@@ -3734,7 +3503,6 @@
       <w:r>
         <w:t xml:space="preserve">Mjeru kvantizacijske greške po sloju — proširenje analize iz Poglavlja 3.2 seminara [1].</w:t>
       </w:r>
-      <w:r/>
     </w:p>
     <w:p>
       <w:pPr>
@@ -3751,7 +3519,6 @@
       <w:r>
         <w:t xml:space="preserve">Krivulju trade-off pruning amount vs. accuracy — vizualizacija koja jasno pokazuje optimalnu točku.</w:t>
       </w:r>
-      <w:r/>
     </w:p>
     <w:p>
       <w:pPr>
@@ -3768,6 +3535,15 @@
       <w:r>
         <w:t xml:space="preserve">Statistike po klasama — koje klase najviše stradaju od kompresije.</w:t>
       </w:r>
+    </w:p>
+    <w:p>
+      <w:pPr>
+        <w:pStyle w:val="893"/>
+        <w:pBdr/>
+        <w:spacing/>
+        <w:ind/>
+        <w:rPr/>
+      </w:pPr>
       <w:r/>
     </w:p>
     <w:p>
@@ -3779,6 +3555,15 @@
         <w:rPr/>
       </w:pPr>
       <w:r/>
+    </w:p>
+    <w:p>
+      <w:pPr>
+        <w:pStyle w:val="893"/>
+        <w:pBdr/>
+        <w:spacing/>
+        <w:ind/>
+        <w:rPr/>
+      </w:pPr>
       <w:r/>
     </w:p>
     <w:p>
@@ -3789,33 +3574,6 @@
         <w:ind/>
         <w:rPr/>
       </w:pPr>
-      <w:r/>
-      <w:r/>
-    </w:p>
-    <w:p>
-      <w:pPr>
-        <w:pStyle w:val="893"/>
-        <w:pBdr/>
-        <w:spacing/>
-        <w:ind/>
-        <w:rPr/>
-      </w:pPr>
-      <w:r/>
-      <w:r/>
-    </w:p>
-    <w:p>
-      <w:pPr>
-        <w:pStyle w:val="893"/>
-        <w:pBdr/>
-        <w:spacing/>
-        <w:ind/>
-        <w:rPr/>
-      </w:pPr>
-      <w:r>
-        <w:rPr>
-          <w:highlight w:val="none"/>
-        </w:rPr>
-      </w:r>
       <w:r>
         <w:rPr>
           <w:highlight w:val="none"/>
@@ -3841,10 +3599,16 @@
           <w:highlight w:val="none"/>
         </w:rPr>
       </w:r>
+    </w:p>
+    <w:p>
+      <w:pPr>
+        <w:pBdr/>
+        <w:spacing w:after="120"/>
+        <w:ind/>
+        <w:rPr/>
+      </w:pPr>
       <w:r>
-        <w:rPr>
-          <w:highlight w:val="none"/>
-        </w:rPr>
+        <w:t>Do prve kontrolne točke svi članovi tima završili su svoje pojedinačne dijelove projekta i uspješno ih integrirali u zajednički pipeline. Originalni SimpleCNN model trenira se stabilno i postiže 69.88% test točnosti na 261-klasnom Fruits-360 datasetu. Globalni L1 pruning s 50% rijetkosti smanjuje broj aktivnih težina za pola uz čak neznatno poboljšanje točnosti (+0.07%). Post-training INT8 kvantizacija postiže teoretsko 4× smanjenje veličine modela uz pad točnosti od samo 0.04% i mjerljivo ubrzanje inferencije od 1.17×.</w:t>
       </w:r>
     </w:p>
     <w:p>
@@ -3855,30 +3619,8 @@
         <w:rPr/>
       </w:pPr>
       <w:r>
-        <w:t xml:space="preserve">Do prve kontr</w:t>
+        <w:t>Glavni rezultat ove kontrolne točke nije samo konačna točnost nego stabilan, modulariziran, čisto-NumPy pipeline koji eksplicitno realizira algoritme iz seminarskog rada [1]. Cijeli kod, log datoteke i spremljeni modeli reproducibilni su iz jednog poziva main.py.</w:t>
       </w:r>
-      <w:r>
-        <w:t xml:space="preserve">olne točke svi članovi tima završili su svoje pojedinačne dijelove projekta i uspješno ih integrirali u zajednički pipeline. Originalni SimpleCNN model trenira se stabilno i postiže 69.88% test točnosti na 261-klasnom Fruits-360 datasetu. Globalni L1 pruni</w:t>
-      </w:r>
-      <w:r>
-        <w:t xml:space="preserve">ng s 50% rijetkosti smanjuje broj aktivnih težina za pola uz čak neznatno poboljšanje točnosti (+0.07%). Post-training INT8 kvantizacija postiže teoretsko 4× smanjenje veličine modela uz pad točnosti od samo 0.04% i mjerljivo ubrzanje inferencije od 1.17×.</w:t>
-      </w:r>
-      <w:r/>
-    </w:p>
-    <w:p>
-      <w:pPr>
-        <w:pBdr/>
-        <w:spacing w:after="120"/>
-        <w:ind/>
-        <w:rPr/>
-      </w:pPr>
-      <w:r>
-        <w:t xml:space="preserve">Glavni </w:t>
-      </w:r>
-      <w:r>
-        <w:t xml:space="preserve">rezultat ove kontrolne točke nije samo konačna točnost nego stabilan, modulariziran, čisto-NumPy pipeline koji eksplicitno realizira algoritme iz seminarskog rada [1]. Cijeli kod, log datoteke i spremljeni modeli reproducibilni su iz jednog poziva main.py.</w:t>
-      </w:r>
-      <w:r/>
     </w:p>
     <w:p>
       <w:pPr>
@@ -3897,11 +3639,6 @@
           <w:highlight w:val="none"/>
         </w:rPr>
       </w:r>
-      <w:r>
-        <w:rPr>
-          <w:highlight w:val="none"/>
-        </w:rPr>
-      </w:r>
     </w:p>
     <w:p>
       <w:pPr>
@@ -3910,7 +3647,6 @@
         <w:ind/>
         <w:rPr/>
       </w:pPr>
-      <w:r/>
       <w:r/>
     </w:p>
     <w:p>
@@ -3921,6 +3657,14 @@
         <w:rPr/>
       </w:pPr>
       <w:r/>
+    </w:p>
+    <w:p>
+      <w:pPr>
+        <w:pBdr/>
+        <w:spacing w:after="120"/>
+        <w:ind/>
+        <w:rPr/>
+      </w:pPr>
       <w:r/>
     </w:p>
     <w:p>
@@ -3931,6 +3675,14 @@
         <w:rPr/>
       </w:pPr>
       <w:r/>
+    </w:p>
+    <w:p>
+      <w:pPr>
+        <w:pBdr/>
+        <w:spacing w:after="120"/>
+        <w:ind/>
+        <w:rPr/>
+      </w:pPr>
       <w:r/>
     </w:p>
     <w:p>
@@ -3941,6 +3693,14 @@
         <w:rPr/>
       </w:pPr>
       <w:r/>
+    </w:p>
+    <w:p>
+      <w:pPr>
+        <w:pBdr/>
+        <w:spacing w:after="120"/>
+        <w:ind/>
+        <w:rPr/>
+      </w:pPr>
       <w:r/>
     </w:p>
     <w:p>
@@ -3951,6 +3711,14 @@
         <w:rPr/>
       </w:pPr>
       <w:r/>
+    </w:p>
+    <w:p>
+      <w:pPr>
+        <w:pBdr/>
+        <w:spacing w:after="120"/>
+        <w:ind/>
+        <w:rPr/>
+      </w:pPr>
       <w:r/>
     </w:p>
     <w:p>
@@ -3961,6 +3729,14 @@
         <w:rPr/>
       </w:pPr>
       <w:r/>
+    </w:p>
+    <w:p>
+      <w:pPr>
+        <w:pBdr/>
+        <w:spacing w:after="120"/>
+        <w:ind/>
+        <w:rPr/>
+      </w:pPr>
       <w:r/>
     </w:p>
     <w:p>
@@ -3971,6 +3747,14 @@
         <w:rPr/>
       </w:pPr>
       <w:r/>
+    </w:p>
+    <w:p>
+      <w:pPr>
+        <w:pBdr/>
+        <w:spacing w:after="120"/>
+        <w:ind/>
+        <w:rPr/>
+      </w:pPr>
       <w:r/>
     </w:p>
     <w:p>
@@ -3981,6 +3765,14 @@
         <w:rPr/>
       </w:pPr>
       <w:r/>
+    </w:p>
+    <w:p>
+      <w:pPr>
+        <w:pBdr/>
+        <w:spacing w:after="120"/>
+        <w:ind/>
+        <w:rPr/>
+      </w:pPr>
       <w:r/>
     </w:p>
     <w:p>
@@ -3991,6 +3783,14 @@
         <w:rPr/>
       </w:pPr>
       <w:r/>
+    </w:p>
+    <w:p>
+      <w:pPr>
+        <w:pBdr/>
+        <w:spacing w:after="120"/>
+        <w:ind/>
+        <w:rPr/>
+      </w:pPr>
       <w:r/>
     </w:p>
     <w:p>
@@ -4001,6 +3801,14 @@
         <w:rPr/>
       </w:pPr>
       <w:r/>
+    </w:p>
+    <w:p>
+      <w:pPr>
+        <w:pBdr/>
+        <w:spacing w:after="120"/>
+        <w:ind/>
+        <w:rPr/>
+      </w:pPr>
       <w:r/>
     </w:p>
     <w:p>
@@ -4011,6 +3819,14 @@
         <w:rPr/>
       </w:pPr>
       <w:r/>
+    </w:p>
+    <w:p>
+      <w:pPr>
+        <w:pBdr/>
+        <w:spacing w:after="120"/>
+        <w:ind/>
+        <w:rPr/>
+      </w:pPr>
       <w:r/>
     </w:p>
     <w:p>
@@ -4021,6 +3837,14 @@
         <w:rPr/>
       </w:pPr>
       <w:r/>
+    </w:p>
+    <w:p>
+      <w:pPr>
+        <w:pBdr/>
+        <w:spacing w:after="120"/>
+        <w:ind/>
+        <w:rPr/>
+      </w:pPr>
       <w:r/>
     </w:p>
     <w:p>
@@ -4031,6 +3855,14 @@
         <w:rPr/>
       </w:pPr>
       <w:r/>
+    </w:p>
+    <w:p>
+      <w:pPr>
+        <w:pBdr/>
+        <w:spacing w:after="120"/>
+        <w:ind/>
+        <w:rPr/>
+      </w:pPr>
       <w:r/>
     </w:p>
     <w:p>
@@ -4040,131 +3872,6 @@
         <w:ind/>
         <w:rPr/>
       </w:pPr>
-      <w:r/>
-      <w:r/>
-    </w:p>
-    <w:p>
-      <w:pPr>
-        <w:pBdr/>
-        <w:spacing w:after="120"/>
-        <w:ind/>
-        <w:rPr/>
-      </w:pPr>
-      <w:r/>
-      <w:r/>
-    </w:p>
-    <w:p>
-      <w:pPr>
-        <w:pBdr/>
-        <w:spacing w:after="120"/>
-        <w:ind/>
-        <w:rPr/>
-      </w:pPr>
-      <w:r/>
-      <w:r/>
-    </w:p>
-    <w:p>
-      <w:pPr>
-        <w:pBdr/>
-        <w:spacing w:after="120"/>
-        <w:ind/>
-        <w:rPr/>
-      </w:pPr>
-      <w:r/>
-      <w:r/>
-    </w:p>
-    <w:p>
-      <w:pPr>
-        <w:pBdr/>
-        <w:spacing w:after="120"/>
-        <w:ind/>
-        <w:rPr/>
-      </w:pPr>
-      <w:r/>
-      <w:r/>
-    </w:p>
-    <w:p>
-      <w:pPr>
-        <w:pBdr/>
-        <w:spacing w:after="120"/>
-        <w:ind/>
-        <w:rPr/>
-      </w:pPr>
-      <w:r/>
-      <w:r/>
-    </w:p>
-    <w:p>
-      <w:pPr>
-        <w:pBdr/>
-        <w:spacing w:after="120"/>
-        <w:ind/>
-        <w:rPr/>
-      </w:pPr>
-      <w:r/>
-      <w:r/>
-    </w:p>
-    <w:p>
-      <w:pPr>
-        <w:pBdr/>
-        <w:spacing w:after="120"/>
-        <w:ind/>
-        <w:rPr/>
-      </w:pPr>
-      <w:r/>
-      <w:r/>
-    </w:p>
-    <w:p>
-      <w:pPr>
-        <w:pBdr/>
-        <w:spacing w:after="120"/>
-        <w:ind/>
-        <w:rPr/>
-      </w:pPr>
-      <w:r/>
-      <w:r/>
-    </w:p>
-    <w:p>
-      <w:pPr>
-        <w:pBdr/>
-        <w:spacing w:after="120"/>
-        <w:ind/>
-        <w:rPr/>
-      </w:pPr>
-      <w:r/>
-      <w:r/>
-    </w:p>
-    <w:p>
-      <w:pPr>
-        <w:pBdr/>
-        <w:spacing w:after="120"/>
-        <w:ind/>
-        <w:rPr/>
-      </w:pPr>
-      <w:r/>
-      <w:r/>
-    </w:p>
-    <w:p>
-      <w:pPr>
-        <w:pBdr/>
-        <w:spacing w:after="120"/>
-        <w:ind/>
-        <w:rPr/>
-      </w:pPr>
-      <w:r/>
-      <w:r/>
-    </w:p>
-    <w:p>
-      <w:pPr>
-        <w:pBdr/>
-        <w:spacing w:after="120"/>
-        <w:ind/>
-        <w:rPr/>
-      </w:pPr>
-      <w:r>
-        <w:rPr>
-          <w:highlight w:val="none"/>
-        </w:rPr>
-      </w:r>
       <w:r>
         <w:rPr>
           <w:highlight w:val="none"/>
@@ -4181,9 +3888,42 @@
         <w:rPr/>
       </w:pPr>
       <w:r>
-        <w:t xml:space="preserve">6. LITERATURA</w:t>
+        <w:t xml:space="preserve">6. KORIŠTENJE AI ALATA</w:t>
       </w:r>
-      <w:r/>
+    </w:p>
+    <w:p>
+      <w:pPr>
+        <w:pBdr/>
+        <w:spacing w:after="120"/>
+        <w:ind/>
+        <w:rPr/>
+      </w:pPr>
+      <w:r>
+        <w:t xml:space="preserve">Tijekom izrade projekta tim je u određenoj mjeri koristio alate temeljene na umjetnoj inteligenciji, prvenstveno kao pomoć pri pisanju i strukturiranju koda te tehničkih dijelova izvješća. AI alati služili su kao podrška u radu, a ne kao zamjena za samostalno razumijevanje materijala iz seminarskog rada [1] niti za donošenje arhitektonskih i metodoloških odluka u projektu.</w:t>
+      </w:r>
+    </w:p>
+    <w:p>
+      <w:pPr>
+        <w:pBdr/>
+        <w:spacing w:after="120"/>
+        <w:ind/>
+        <w:rPr/>
+      </w:pPr>
+      <w:r>
+        <w:t xml:space="preserve">Konkretno, alati su korišteni u sljedećim situacijama: za objašnjenja sintaktičkih detalja Pythona i NumPy biblioteke koji nisu bili dio prethodnog znanja članova tima (npr. parsiranje argumenata, rad s .npz formatom datoteka), kao pomoć pri otklanjanju grešaka i debugiranju, te pri jezičnom oblikovanju i strukturiranju tehničkih dijelova izvješća i prezentacije. Sve ključne implementacijske odluke, matematičke izvedbe (forward i backward prolazi, jednadžbe kvantizacije, kriteriji pruninga) i interpretacija rezultata samostalan su rad članova tima.</w:t>
+      </w:r>
+    </w:p>
+    <w:p>
+      <w:pPr>
+        <w:pStyle w:val="893"/>
+        <w:pBdr/>
+        <w:spacing/>
+        <w:ind/>
+        <w:rPr/>
+      </w:pPr>
+      <w:r>
+        <w:t xml:space="preserve">7. LITERATURA</w:t>
+      </w:r>
     </w:p>
     <w:p>
       <w:pPr>
@@ -4195,7 +3935,6 @@
       <w:r>
         <w:t xml:space="preserve">[1] Li, Z.; Li, H.; Meng, L. Model Compression for Deep Neural Networks: A Survey. Computers 2023, 12, 60. https://doi.org/10.3390/computers12030060</w:t>
       </w:r>
-      <w:r/>
     </w:p>
     <w:p>
       <w:pPr>
@@ -4207,7 +3946,6 @@
       <w:r>
         <w:t xml:space="preserve">[2] A Comprehensive Guide to Neural Network Model Pruning, https://datature.io/blog/a-comprehensive-guide-to-neural-network-model-pruning</w:t>
       </w:r>
-      <w:r/>
     </w:p>
     <w:p>
       <w:pPr>
@@ -4219,7 +3957,6 @@
       <w:r>
         <w:t xml:space="preserve">[3] Han, S.; Pool, J.; Tran, J.; Dally, W. Learning both weights and connections for efficient neural network. NeurIPS 2015, Montreal.</w:t>
       </w:r>
-      <w:r/>
     </w:p>
     <w:p>
       <w:pPr>
@@ -4231,7 +3968,6 @@
       <w:r>
         <w:t xml:space="preserve">[4] Nagel, M.; Fournarakis, M.; Amjad, R.A.; Bondarenko, Y.; van Baalen, M.; Blankevoort, T. A White Paper on Neural Network Quantization. arXiv:2106.08295, 2021.</w:t>
       </w:r>
-      <w:r/>
     </w:p>
     <w:p>
       <w:pPr>
@@ -4243,7 +3979,6 @@
       <w:r>
         <w:t xml:space="preserve">[5] A Brief Overview of Cross-Entropy Loss, https://medium.com/@chris.p.hughes10/a-brief-overview-of-cross-entropy-loss-523aa56b75d5</w:t>
       </w:r>
-      <w:r/>
     </w:p>
     <w:p>
       <w:pPr>
@@ -4255,7 +3990,6 @@
       <w:r>
         <w:t xml:space="preserve">[6] Mini-Batch Gradient Descent: A Comprehensive Guide, https://medium.com/@lomashbhuva/mini-batch-gradient-descent-a-comprehensive-guide-ba27a6dc4863</w:t>
       </w:r>
-      <w:r/>
     </w:p>
     <w:sectPr>
       <w:footnotePr/>
